--- a/downloads/documents/05 Materials/Unit 06/Slides/Slides 06.14 - Build the Master Flowchart.docx
+++ b/downloads/documents/05 Materials/Unit 06/Slides/Slides 06.14 - Build the Master Flowchart.docx
@@ -424,7 +424,7 @@
         <w:t xml:space="preserve"> </w:t>
       </w:r>
       <w:r>
-        <w:t xml:space="preserve">Teacher drains at minute 19. Sauce in. Parmesan on. (Station Manager, Head Cook)</w:t>
+        <w:t xml:space="preserve">Teacher drains at minute 20. Sauce in. Parmesan on. (Station Manager, Head Cook)</w:t>
       </w:r>
     </w:p>
     <w:p>

--- a/downloads/documents/05 Materials/Unit 06/Slides/Slides 06.14 - Build the Master Flowchart.docx
+++ b/downloads/documents/05 Materials/Unit 06/Slides/Slides 06.14 - Build the Master Flowchart.docx
@@ -6,9 +6,9 @@
       <w:pPr>
         <w:pStyle w:val="Heading1"/>
       </w:pPr>
-      <w:bookmarkStart w:id="20" w:name="slides-06.14-build-the-master-flowchart"/>
-      <w:r>
-        <w:t xml:space="preserve">Slides 06.14: Build the Master Flowchart</w:t>
+      <w:bookmarkStart w:id="20" w:name="slides-6.14-build-the-master-flowchart"/>
+      <w:r>
+        <w:t xml:space="preserve">Slides 6.14: Build the Master Flowchart</w:t>
       </w:r>
       <w:bookmarkEnd w:id="20"/>
     </w:p>

--- a/downloads/documents/05 Materials/Unit 06/Slides/Slides 06.14 - Build the Master Flowchart.docx
+++ b/downloads/documents/05 Materials/Unit 06/Slides/Slides 06.14 - Build the Master Flowchart.docx
@@ -843,9 +843,9 @@
       <w:pPr>
         <w:pStyle w:val="Heading2"/>
       </w:pPr>
-      <w:bookmarkStart w:id="30" w:name="slide-10-the-station-card-four-parts"/>
-      <w:r>
-        <w:t xml:space="preserve">Slide 10: The station card, four parts</w:t>
+      <w:bookmarkStart w:id="30" w:name="slide-10-the-station-card-six-parts"/>
+      <w:r>
+        <w:t xml:space="preserve">Slide 10: The station card, six parts</w:t>
       </w:r>
       <w:bookmarkEnd w:id="30"/>
     </w:p>
@@ -906,19 +906,40 @@
         <w:pStyle w:val="Compact"/>
       </w:pPr>
       <w:r>
-        <w:t xml:space="preserve">Safety reminders, and</w:t>
-      </w:r>
-      <w:r>
-        <w:t xml:space="preserve"> </w:t>
-      </w:r>
+        <w:t xml:space="preserve">Safety reminders: three from the bank, plus one about your dish</w:t>
+      </w:r>
+    </w:p>
+    <w:p>
+      <w:pPr>
+        <w:numPr>
+          <w:ilvl w:val="0"/>
+          <w:numId w:val="1011"/>
+        </w:numPr>
+        <w:pStyle w:val="Compact"/>
+      </w:pPr>
       <w:r>
         <w:t xml:space="preserve">“</w:t>
       </w:r>
       <w:r>
-        <w:t xml:space="preserve">what does done look like</w:t>
+        <w:t xml:space="preserve">What does done look like</w:t>
       </w:r>
       <w:r>
         <w:t xml:space="preserve">”</w:t>
+      </w:r>
+      <w:r>
+        <w:t xml:space="preserve">: four checks you can see</w:t>
+      </w:r>
+    </w:p>
+    <w:p>
+      <w:pPr>
+        <w:numPr>
+          <w:ilvl w:val="0"/>
+          <w:numId w:val="1011"/>
+        </w:numPr>
+        <w:pStyle w:val="Compact"/>
+      </w:pPr>
+      <w:r>
+        <w:t xml:space="preserve">Roles on cook day</w:t>
       </w:r>
       <w:r>
         <w:t xml:space="preserve"> </w:t>
